--- a/to-prd/assets/brief/PRD작성핸드북_v1.5.docx
+++ b/to-prd/assets/brief/PRD작성핸드북_v1.5.docx
@@ -214,7 +214,7 @@
     <w:p>
       <w:pPr/>
       <w:r>
-        <w:t>착수 가능 여부는 PRD를 쓴 쪽이 아니라 따로 부른 검토자들이 판정합니다. 현업, 개발, 검증의 관점에서 각각 확인하고, 지적 사항은 한 번 더 확인한 것만 반영합니다.</w:t>
+        <w:t>착수 가능 여부는 PRD를 쓴 쪽이 아니라 따로 부른 검토자들이 판정합니다. 과제 크기에 맞춰 현업, 개발, 검증 관점의 검토자를 두고, 지적 사항은 한 번 더 확인한 것만 반영합니다.</w:t>
       </w:r>
     </w:p>
     <w:p>
